--- a/tillsyn/A 21846-2026 tillsynsbegäran.docx
+++ b/tillsyn/A 21846-2026 tillsynsbegäran.docx
@@ -287,7 +287,7 @@
     <w:r>
       <w:tab/>
       <w:tab/>
-      <w:t>2026-06-18</w:t>
+      <w:t>2026-06-19</w:t>
       <w:br/>
       <w:br/>
     </w:r>

--- a/tillsyn/A 21846-2026 tillsynsbegäran.docx
+++ b/tillsyn/A 21846-2026 tillsynsbegäran.docx
@@ -287,7 +287,7 @@
     <w:r>
       <w:tab/>
       <w:tab/>
-      <w:t>2026-06-19</w:t>
+      <w:t>2026-06-20</w:t>
       <w:br/>
       <w:br/>
     </w:r>

--- a/tillsyn/A 21846-2026 tillsynsbegäran.docx
+++ b/tillsyn/A 21846-2026 tillsynsbegäran.docx
@@ -12,10 +12,7 @@
     </w:p>
     <w:p>
       <w:r>
-        <w:t>Detta dokument behandlar höga naturvärden i avverkningsanmälan A 21846-2026 i Skinnskattebergs kommun som inkom 2026-05-08 och omfattar 0,5 ha.</w:t>
-      </w:r>
-      <w:r>
-        <w:t xml:space="preserve"> I Figur 1 visas fyndplatser för naturvårdsarter i området, som finns registrerade på Artportalen.</w:t>
+        <w:t>Denna tillsynsbegäran behandlar höga naturvärden i avverkningsanmälan A 21846-2026 i Skinnskattebergs kommun som inkom 2026-05-08 och omfattar 0,5 ha.</w:t>
       </w:r>
     </w:p>
     <w:p>
@@ -63,7 +60,20 @@
         <w:spacing w:after="240"/>
       </w:pPr>
       <w:r>
-        <w:t>Figur 1. Fyndplatser för naturvårdsarter inom 1 meter från avverkningsanmälan (röd linje). Inom parentes anges rödlistekategorier, S för signalarter, Tför typiska arter och fridlysningsparagrafer i artskyddsförordningen.Markörer utan svart kant är placerade på fyndplatsen. Markörer med svart kant är placerade vid sidan av fyndplatsen och har ett svart streck som visar fyndplatsens exakta position. Kartans mittpunktskoordinat är N 6639176, E 527325 i SWEREF 99 TM.</w:t>
+        <w:t>Figur 1. Fyndplatser för naturvårdsarter inom 1 meter från avverkningsanmälan. Markörer utan svart kant är placerade på fyndplatsen. Markörer med svart kant är placerade vid sidan av fyndplatsen har ett svart streck som visar fyndplatsens exakta position. Kartans mittpunktskoordinat är N 6639176, E 527325 i SWEREF 99 TM.</w:t>
+      </w:r>
+    </w:p>
+    <w:p>
+      <w:r>
+        <w:t>Inom 1 meter från avverkningsanmälan finns fynd av 3 naturvårdsarter, varav 3 är rödlistade och 3 är typiska (T): gränsticka (VU, T), brunpudrad nållav (NT, T) och vedtrappmossa (NT, T). Se Figur 1.</w:t>
+      </w:r>
+    </w:p>
+    <w:p>
+      <w:pPr>
+        <w:pStyle w:val="Heading1"/>
+      </w:pPr>
+      <w:r>
+        <w:t>Tillsynsbegäran</w:t>
       </w:r>
     </w:p>
     <w:p>
@@ -77,26 +87,36 @@
       </w:r>
     </w:p>
     <w:p>
-      <w:r>
-        <w:t>Nedan beskrivs fynd av naturvårdsarter som gjorts i det avverkningsanmälda området.</w:t>
-      </w:r>
-    </w:p>
-    <w:p>
       <w:pPr>
         <w:pStyle w:val="Heading1"/>
       </w:pPr>
       <w:r>
-        <w:t>Naturvårdsarter</w:t>
+        <w:t>Naturvårdsarter och fridlysta arter</w:t>
       </w:r>
     </w:p>
     <w:p>
       <w:r>
-        <w:t>Inom 1 meter från avverkningsanmälan har följande 3 naturvårdsarter hittats: gränsticka (VU, T), brunpudrad nållav (NT, T) och vedtrappmossa (NT, T). Av dessa är 3 rödlistade. För rödlistade arter har rödlistekategorin angivits inom parentes. Typiska arter inom Natura 2000 som är kopplade till skogsekosystem har markerats med (T).</w:t>
+        <w:t>Nedan följer beskrivningar av de naturvårdsarter och fridlysta arter som har sina livsmiljöer och växtplatser i den avverkningsanmälda skogen. De påträffade naturvårdsarterna är ett tydligt kvitto på att det rör sig om en skog med höga naturvärden.</w:t>
       </w:r>
     </w:p>
     <w:p>
       <w:r>
-        <w:t>De påträffade naturvårdsarterna är ett tydligt kvitto på att det rör sig om en skog med höga naturvärden.</w:t>
+        <w:rPr>
+          <w:b/>
+        </w:rPr>
+        <w:t>Gränsticka (VU)</w:t>
+      </w:r>
+      <w:r>
+        <w:t xml:space="preserve"> är en mycket bra signalart inom hela sitt utbredningsområde. Den är huvudsakligen knuten till restbestånd av barrnaturskog och förekommer med ett tydligt optimum i orörda eller måttligt påverkade gamla granskogar där det föreligger långvarig kontinuitet av grov död ved. Den totala populationen bedöms ha minskat och fortsätter att minska i takt med att grankontinuitetsskogar (äldre tidigare icke kalavverkade skogar) minskar i areal. Minskningstakten överstiger gränsvärdet för sårbar (VU). Lokaler som hyser arten bör undantas från skogsbruk, speciellt i mellersta och södra Sverige. Gränsticka är typisk art för </w:t>
+      </w:r>
+      <w:r>
+        <w:rPr>
+          <w:i/>
+        </w:rPr>
+        <w:t>9010 Taiga</w:t>
+      </w:r>
+      <w:r>
+        <w:t xml:space="preserve"> (SLU Artdatabanken, 2026; Nitare &amp; Skogsstyrelsen, 2019).</w:t>
       </w:r>
     </w:p>
     <w:p>
@@ -117,26 +137,6 @@
       </w:r>
       <w:r>
         <w:t xml:space="preserve"> (SLU Artdatabanken, 2024; Nitare &amp; Skogsstyrelsen, 2019).</w:t>
-      </w:r>
-    </w:p>
-    <w:p>
-      <w:r>
-        <w:rPr>
-          <w:b/>
-        </w:rPr>
-        <w:t>Gränsticka (VU)</w:t>
-      </w:r>
-      <w:r>
-        <w:t xml:space="preserve"> är en mycket bra signalart inom hela sitt utbredningsområde. Den är huvudsakligen knuten till restbestånd av barrnaturskog och förekommer med ett tydligt optimum i orörda eller måttligt påverkade gamla granskogar där det föreligger långvarig kontinuitet av grov död ved. Den totala populationen bedöms ha minskat och fortsätter att minska i takt med att grankontinuitetsskogar (äldre tidigare icke kalavverkade skogar) minskar i areal. Minskningstakten överstiger gränsvärdet för sårbar (VU). Lokaler som hyser arten bör undantas från skogsbruk, speciellt i mellersta och södra Sverige. Gränsticka är typisk art för </w:t>
-      </w:r>
-      <w:r>
-        <w:rPr>
-          <w:i/>
-        </w:rPr>
-        <w:t>9010 Taiga</w:t>
-      </w:r>
-      <w:r>
-        <w:t xml:space="preserve"> (SLU Artdatabanken, 2026; Nitare &amp; Skogsstyrelsen, 2019).</w:t>
       </w:r>
     </w:p>
     <w:p>
@@ -287,7 +287,7 @@
     <w:r>
       <w:tab/>
       <w:tab/>
-      <w:t>2026-06-20</w:t>
+      <w:t>2026-06-21</w:t>
       <w:br/>
       <w:br/>
     </w:r>

--- a/tillsyn/A 21846-2026 tillsynsbegäran.docx
+++ b/tillsyn/A 21846-2026 tillsynsbegäran.docx
@@ -287,7 +287,7 @@
     <w:r>
       <w:tab/>
       <w:tab/>
-      <w:t>2026-06-21</w:t>
+      <w:t>2026-06-22</w:t>
       <w:br/>
       <w:br/>
     </w:r>

--- a/tillsyn/A 21846-2026 tillsynsbegäran.docx
+++ b/tillsyn/A 21846-2026 tillsynsbegäran.docx
@@ -287,7 +287,7 @@
     <w:r>
       <w:tab/>
       <w:tab/>
-      <w:t>2026-06-22</w:t>
+      <w:t>2026-06-23</w:t>
       <w:br/>
       <w:br/>
     </w:r>

--- a/tillsyn/A 21846-2026 tillsynsbegäran.docx
+++ b/tillsyn/A 21846-2026 tillsynsbegäran.docx
@@ -287,7 +287,7 @@
     <w:r>
       <w:tab/>
       <w:tab/>
-      <w:t>2026-06-23</w:t>
+      <w:t>2026-06-24</w:t>
       <w:br/>
       <w:br/>
     </w:r>

--- a/tillsyn/A 21846-2026 tillsynsbegäran.docx
+++ b/tillsyn/A 21846-2026 tillsynsbegäran.docx
@@ -287,7 +287,7 @@
     <w:r>
       <w:tab/>
       <w:tab/>
-      <w:t>2026-06-24</w:t>
+      <w:t>2026-06-25</w:t>
       <w:br/>
       <w:br/>
     </w:r>

--- a/tillsyn/A 21846-2026 tillsynsbegäran.docx
+++ b/tillsyn/A 21846-2026 tillsynsbegäran.docx
@@ -287,7 +287,7 @@
     <w:r>
       <w:tab/>
       <w:tab/>
-      <w:t>2026-06-25</w:t>
+      <w:t>2026-06-26</w:t>
       <w:br/>
       <w:br/>
     </w:r>

--- a/tillsyn/A 21846-2026 tillsynsbegäran.docx
+++ b/tillsyn/A 21846-2026 tillsynsbegäran.docx
@@ -287,7 +287,7 @@
     <w:r>
       <w:tab/>
       <w:tab/>
-      <w:t>2026-06-26</w:t>
+      <w:t>2026-06-27</w:t>
       <w:br/>
       <w:br/>
     </w:r>

--- a/tillsyn/A 21846-2026 tillsynsbegäran.docx
+++ b/tillsyn/A 21846-2026 tillsynsbegäran.docx
@@ -287,7 +287,7 @@
     <w:r>
       <w:tab/>
       <w:tab/>
-      <w:t>2026-06-27</w:t>
+      <w:t>2026-06-28</w:t>
       <w:br/>
       <w:br/>
     </w:r>

--- a/tillsyn/A 21846-2026 tillsynsbegäran.docx
+++ b/tillsyn/A 21846-2026 tillsynsbegäran.docx
@@ -287,7 +287,7 @@
     <w:r>
       <w:tab/>
       <w:tab/>
-      <w:t>2026-06-28</w:t>
+      <w:t>2026-06-29</w:t>
       <w:br/>
       <w:br/>
     </w:r>

--- a/tillsyn/A 21846-2026 tillsynsbegäran.docx
+++ b/tillsyn/A 21846-2026 tillsynsbegäran.docx
@@ -287,7 +287,7 @@
     <w:r>
       <w:tab/>
       <w:tab/>
-      <w:t>2026-06-29</w:t>
+      <w:t>2026-06-30</w:t>
       <w:br/>
       <w:br/>
     </w:r>

--- a/tillsyn/A 21846-2026 tillsynsbegäran.docx
+++ b/tillsyn/A 21846-2026 tillsynsbegäran.docx
@@ -287,7 +287,7 @@
     <w:r>
       <w:tab/>
       <w:tab/>
-      <w:t>2026-06-30</w:t>
+      <w:t>2026-07-01</w:t>
       <w:br/>
       <w:br/>
     </w:r>

--- a/tillsyn/A 21846-2026 tillsynsbegäran.docx
+++ b/tillsyn/A 21846-2026 tillsynsbegäran.docx
@@ -287,7 +287,7 @@
     <w:r>
       <w:tab/>
       <w:tab/>
-      <w:t>2026-07-01</w:t>
+      <w:t>2026-07-02</w:t>
       <w:br/>
       <w:br/>
     </w:r>

--- a/tillsyn/A 21846-2026 tillsynsbegäran.docx
+++ b/tillsyn/A 21846-2026 tillsynsbegäran.docx
@@ -287,7 +287,7 @@
     <w:r>
       <w:tab/>
       <w:tab/>
-      <w:t>2026-07-13</w:t>
+      <w:t>2026-07-14</w:t>
       <w:br/>
       <w:br/>
     </w:r>

--- a/tillsyn/A 21846-2026 tillsynsbegäran.docx
+++ b/tillsyn/A 21846-2026 tillsynsbegäran.docx
@@ -287,7 +287,7 @@
     <w:r>
       <w:tab/>
       <w:tab/>
-      <w:t>2026-07-14</w:t>
+      <w:t>2026-07-15</w:t>
       <w:br/>
       <w:br/>
     </w:r>

--- a/tillsyn/A 21846-2026 tillsynsbegäran.docx
+++ b/tillsyn/A 21846-2026 tillsynsbegäran.docx
@@ -287,7 +287,7 @@
     <w:r>
       <w:tab/>
       <w:tab/>
-      <w:t>2026-07-15</w:t>
+      <w:t>2026-07-16</w:t>
       <w:br/>
       <w:br/>
     </w:r>

--- a/tillsyn/A 21846-2026 tillsynsbegäran.docx
+++ b/tillsyn/A 21846-2026 tillsynsbegäran.docx
@@ -287,7 +287,7 @@
     <w:r>
       <w:tab/>
       <w:tab/>
-      <w:t>2026-07-16</w:t>
+      <w:t>2026-07-17</w:t>
       <w:br/>
       <w:br/>
     </w:r>

--- a/tillsyn/A 21846-2026 tillsynsbegäran.docx
+++ b/tillsyn/A 21846-2026 tillsynsbegäran.docx
@@ -287,7 +287,7 @@
     <w:r>
       <w:tab/>
       <w:tab/>
-      <w:t>2026-07-17</w:t>
+      <w:t>2026-07-18</w:t>
       <w:br/>
       <w:br/>
     </w:r>

--- a/tillsyn/A 21846-2026 tillsynsbegäran.docx
+++ b/tillsyn/A 21846-2026 tillsynsbegäran.docx
@@ -287,7 +287,7 @@
     <w:r>
       <w:tab/>
       <w:tab/>
-      <w:t>2026-07-18</w:t>
+      <w:t>2026-07-19</w:t>
       <w:br/>
       <w:br/>
     </w:r>

--- a/tillsyn/A 21846-2026 tillsynsbegäran.docx
+++ b/tillsyn/A 21846-2026 tillsynsbegäran.docx
@@ -287,7 +287,7 @@
     <w:r>
       <w:tab/>
       <w:tab/>
-      <w:t>2026-07-19</w:t>
+      <w:t>2026-07-20</w:t>
       <w:br/>
       <w:br/>
     </w:r>

--- a/tillsyn/A 21846-2026 tillsynsbegäran.docx
+++ b/tillsyn/A 21846-2026 tillsynsbegäran.docx
@@ -287,7 +287,7 @@
     <w:r>
       <w:tab/>
       <w:tab/>
-      <w:t>2026-07-20</w:t>
+      <w:t>2026-07-21</w:t>
       <w:br/>
       <w:br/>
     </w:r>

--- a/tillsyn/A 21846-2026 tillsynsbegäran.docx
+++ b/tillsyn/A 21846-2026 tillsynsbegäran.docx
@@ -287,7 +287,7 @@
     <w:r>
       <w:tab/>
       <w:tab/>
-      <w:t>2026-07-21</w:t>
+      <w:t>2026-07-22</w:t>
       <w:br/>
       <w:br/>
     </w:r>

--- a/tillsyn/A 21846-2026 tillsynsbegäran.docx
+++ b/tillsyn/A 21846-2026 tillsynsbegäran.docx
@@ -287,7 +287,7 @@
     <w:r>
       <w:tab/>
       <w:tab/>
-      <w:t>2026-07-22</w:t>
+      <w:t>2026-07-23</w:t>
       <w:br/>
       <w:br/>
     </w:r>

--- a/tillsyn/A 21846-2026 tillsynsbegäran.docx
+++ b/tillsyn/A 21846-2026 tillsynsbegäran.docx
@@ -287,7 +287,7 @@
     <w:r>
       <w:tab/>
       <w:tab/>
-      <w:t>2026-07-23</w:t>
+      <w:t>2026-07-24</w:t>
       <w:br/>
       <w:br/>
     </w:r>

--- a/tillsyn/A 21846-2026 tillsynsbegäran.docx
+++ b/tillsyn/A 21846-2026 tillsynsbegäran.docx
@@ -60,7 +60,7 @@
         <w:spacing w:after="240"/>
       </w:pPr>
       <w:r>
-        <w:t>Figur 1. Fyndplatser för naturvårdsarter inom 1 meter från avverkningsanmälan. Markörer utan svart kant är placerade på fyndplatsen. Markörer med svart kant är placerade vid sidan av fyndplatsen har ett svart streck som visar fyndplatsens exakta position. Kartans mittpunktskoordinat är N 6639176, E 527325 i SWEREF 99 TM.</w:t>
+        <w:t>Figur 1. Fyndplatser för naturvårdsarter inom 1 meter från avverkningsanmälan. Markörer utan svart kant är placerade på fyndplatsen. Markörer med svart kant är placerade vid sidan av fyndplatsen och har ett svart streck som visar fyndplatsens exakta position. Kartans mittpunktskoordinat är N 6639176, E 527325 i SWEREF 99 TM.</w:t>
       </w:r>
     </w:p>
     <w:p>
@@ -287,7 +287,7 @@
     <w:r>
       <w:tab/>
       <w:tab/>
-      <w:t>2026-08-14</w:t>
+      <w:t>2026-08-15</w:t>
       <w:br/>
       <w:br/>
     </w:r>

--- a/tillsyn/A 21846-2026 tillsynsbegäran.docx
+++ b/tillsyn/A 21846-2026 tillsynsbegäran.docx
@@ -287,7 +287,7 @@
     <w:r>
       <w:tab/>
       <w:tab/>
-      <w:t>2026-08-15</w:t>
+      <w:t>2026-08-16</w:t>
       <w:br/>
       <w:br/>
     </w:r>

--- a/tillsyn/A 21846-2026 tillsynsbegäran.docx
+++ b/tillsyn/A 21846-2026 tillsynsbegäran.docx
@@ -287,7 +287,7 @@
     <w:r>
       <w:tab/>
       <w:tab/>
-      <w:t>2026-08-16</w:t>
+      <w:t>2026-08-17</w:t>
       <w:br/>
       <w:br/>
     </w:r>

--- a/tillsyn/A 21846-2026 tillsynsbegäran.docx
+++ b/tillsyn/A 21846-2026 tillsynsbegäran.docx
@@ -287,7 +287,7 @@
     <w:r>
       <w:tab/>
       <w:tab/>
-      <w:t>2026-08-17</w:t>
+      <w:t>2026-08-18</w:t>
       <w:br/>
       <w:br/>
     </w:r>

--- a/tillsyn/A 21846-2026 tillsynsbegäran.docx
+++ b/tillsyn/A 21846-2026 tillsynsbegäran.docx
@@ -287,7 +287,7 @@
     <w:r>
       <w:tab/>
       <w:tab/>
-      <w:t>2026-08-18</w:t>
+      <w:t>2026-08-19</w:t>
       <w:br/>
       <w:br/>
     </w:r>

--- a/tillsyn/A 21846-2026 tillsynsbegäran.docx
+++ b/tillsyn/A 21846-2026 tillsynsbegäran.docx
@@ -287,7 +287,7 @@
     <w:r>
       <w:tab/>
       <w:tab/>
-      <w:t>2026-08-19</w:t>
+      <w:t>2026-08-20</w:t>
       <w:br/>
       <w:br/>
     </w:r>

--- a/tillsyn/A 21846-2026 tillsynsbegäran.docx
+++ b/tillsyn/A 21846-2026 tillsynsbegäran.docx
@@ -287,7 +287,7 @@
     <w:r>
       <w:tab/>
       <w:tab/>
-      <w:t>2026-08-20</w:t>
+      <w:t>2026-08-21</w:t>
       <w:br/>
       <w:br/>
     </w:r>

--- a/tillsyn/A 21846-2026 tillsynsbegäran.docx
+++ b/tillsyn/A 21846-2026 tillsynsbegäran.docx
@@ -287,7 +287,7 @@
     <w:r>
       <w:tab/>
       <w:tab/>
-      <w:t>2026-08-21</w:t>
+      <w:t>2026-08-22</w:t>
       <w:br/>
       <w:br/>
     </w:r>

--- a/tillsyn/A 21846-2026 tillsynsbegäran.docx
+++ b/tillsyn/A 21846-2026 tillsynsbegäran.docx
@@ -287,7 +287,7 @@
     <w:r>
       <w:tab/>
       <w:tab/>
-      <w:t>2026-08-22</w:t>
+      <w:t>2026-08-23</w:t>
       <w:br/>
       <w:br/>
     </w:r>

--- a/tillsyn/A 21846-2026 tillsynsbegäran.docx
+++ b/tillsyn/A 21846-2026 tillsynsbegäran.docx
@@ -287,7 +287,7 @@
     <w:r>
       <w:tab/>
       <w:tab/>
-      <w:t>2026-08-23</w:t>
+      <w:t>2026-08-24</w:t>
       <w:br/>
       <w:br/>
     </w:r>

--- a/tillsyn/A 21846-2026 tillsynsbegäran.docx
+++ b/tillsyn/A 21846-2026 tillsynsbegäran.docx
@@ -287,7 +287,7 @@
     <w:r>
       <w:tab/>
       <w:tab/>
-      <w:t>2026-08-24</w:t>
+      <w:t>2026-08-25</w:t>
       <w:br/>
       <w:br/>
     </w:r>

--- a/tillsyn/A 21846-2026 tillsynsbegäran.docx
+++ b/tillsyn/A 21846-2026 tillsynsbegäran.docx
@@ -287,7 +287,7 @@
     <w:r>
       <w:tab/>
       <w:tab/>
-      <w:t>2026-08-25</w:t>
+      <w:t>2026-08-26</w:t>
       <w:br/>
       <w:br/>
     </w:r>

--- a/tillsyn/A 21846-2026 tillsynsbegäran.docx
+++ b/tillsyn/A 21846-2026 tillsynsbegäran.docx
@@ -287,7 +287,7 @@
     <w:r>
       <w:tab/>
       <w:tab/>
-      <w:t>2026-08-26</w:t>
+      <w:t>2026-08-27</w:t>
       <w:br/>
       <w:br/>
     </w:r>

--- a/tillsyn/A 21846-2026 tillsynsbegäran.docx
+++ b/tillsyn/A 21846-2026 tillsynsbegäran.docx
@@ -287,7 +287,7 @@
     <w:r>
       <w:tab/>
       <w:tab/>
-      <w:t>2026-08-27</w:t>
+      <w:t>2026-08-28</w:t>
       <w:br/>
       <w:br/>
     </w:r>

--- a/tillsyn/A 21846-2026 tillsynsbegäran.docx
+++ b/tillsyn/A 21846-2026 tillsynsbegäran.docx
@@ -287,7 +287,7 @@
     <w:r>
       <w:tab/>
       <w:tab/>
-      <w:t>2026-08-28</w:t>
+      <w:t>2026-08-29</w:t>
       <w:br/>
       <w:br/>
     </w:r>

--- a/tillsyn/A 21846-2026 tillsynsbegäran.docx
+++ b/tillsyn/A 21846-2026 tillsynsbegäran.docx
@@ -287,7 +287,7 @@
     <w:r>
       <w:tab/>
       <w:tab/>
-      <w:t>2026-08-29</w:t>
+      <w:t>2026-08-31</w:t>
       <w:br/>
       <w:br/>
     </w:r>

--- a/tillsyn/A 21846-2026 tillsynsbegäran.docx
+++ b/tillsyn/A 21846-2026 tillsynsbegäran.docx
@@ -287,7 +287,7 @@
     <w:r>
       <w:tab/>
       <w:tab/>
-      <w:t>2026-08-31</w:t>
+      <w:t>2026-09-01</w:t>
       <w:br/>
       <w:br/>
     </w:r>

--- a/tillsyn/A 21846-2026 tillsynsbegäran.docx
+++ b/tillsyn/A 21846-2026 tillsynsbegäran.docx
@@ -287,7 +287,7 @@
     <w:r>
       <w:tab/>
       <w:tab/>
-      <w:t>2026-09-01</w:t>
+      <w:t>2026-09-02</w:t>
       <w:br/>
       <w:br/>
     </w:r>

--- a/tillsyn/A 21846-2026 tillsynsbegäran.docx
+++ b/tillsyn/A 21846-2026 tillsynsbegäran.docx
@@ -287,7 +287,7 @@
     <w:r>
       <w:tab/>
       <w:tab/>
-      <w:t>2026-09-02</w:t>
+      <w:t>2026-09-03</w:t>
       <w:br/>
       <w:br/>
     </w:r>

--- a/tillsyn/A 21846-2026 tillsynsbegäran.docx
+++ b/tillsyn/A 21846-2026 tillsynsbegäran.docx
@@ -287,7 +287,7 @@
     <w:r>
       <w:tab/>
       <w:tab/>
-      <w:t>2026-09-03</w:t>
+      <w:t>2026-09-04</w:t>
       <w:br/>
       <w:br/>
     </w:r>

--- a/tillsyn/A 21846-2026 tillsynsbegäran.docx
+++ b/tillsyn/A 21846-2026 tillsynsbegäran.docx
@@ -287,7 +287,7 @@
     <w:r>
       <w:tab/>
       <w:tab/>
-      <w:t>2026-09-04</w:t>
+      <w:t>2026-09-05</w:t>
       <w:br/>
       <w:br/>
     </w:r>

--- a/tillsyn/A 21846-2026 tillsynsbegäran.docx
+++ b/tillsyn/A 21846-2026 tillsynsbegäran.docx
@@ -287,7 +287,7 @@
     <w:r>
       <w:tab/>
       <w:tab/>
-      <w:t>2026-09-05</w:t>
+      <w:t>2026-09-06</w:t>
       <w:br/>
       <w:br/>
     </w:r>

--- a/tillsyn/A 21846-2026 tillsynsbegäran.docx
+++ b/tillsyn/A 21846-2026 tillsynsbegäran.docx
@@ -287,7 +287,7 @@
     <w:r>
       <w:tab/>
       <w:tab/>
-      <w:t>2026-09-06</w:t>
+      <w:t>2026-09-07</w:t>
       <w:br/>
       <w:br/>
     </w:r>

--- a/tillsyn/A 21846-2026 tillsynsbegäran.docx
+++ b/tillsyn/A 21846-2026 tillsynsbegäran.docx
@@ -287,7 +287,7 @@
     <w:r>
       <w:tab/>
       <w:tab/>
-      <w:t>2026-09-07</w:t>
+      <w:t>2026-09-08</w:t>
       <w:br/>
       <w:br/>
     </w:r>

--- a/tillsyn/A 21846-2026 tillsynsbegäran.docx
+++ b/tillsyn/A 21846-2026 tillsynsbegäran.docx
@@ -287,7 +287,7 @@
     <w:r>
       <w:tab/>
       <w:tab/>
-      <w:t>2026-09-08</w:t>
+      <w:t>2026-09-09</w:t>
       <w:br/>
       <w:br/>
     </w:r>

--- a/tillsyn/A 21846-2026 tillsynsbegäran.docx
+++ b/tillsyn/A 21846-2026 tillsynsbegäran.docx
@@ -287,7 +287,7 @@
     <w:r>
       <w:tab/>
       <w:tab/>
-      <w:t>2026-09-09</w:t>
+      <w:t>2026-09-10</w:t>
       <w:br/>
       <w:br/>
     </w:r>

--- a/tillsyn/A 21846-2026 tillsynsbegäran.docx
+++ b/tillsyn/A 21846-2026 tillsynsbegäran.docx
@@ -287,7 +287,7 @@
     <w:r>
       <w:tab/>
       <w:tab/>
-      <w:t>2026-09-10</w:t>
+      <w:t>2026-09-11</w:t>
       <w:br/>
       <w:br/>
     </w:r>

--- a/tillsyn/A 21846-2026 tillsynsbegäran.docx
+++ b/tillsyn/A 21846-2026 tillsynsbegäran.docx
@@ -287,7 +287,7 @@
     <w:r>
       <w:tab/>
       <w:tab/>
-      <w:t>2026-09-11</w:t>
+      <w:t>2026-09-12</w:t>
       <w:br/>
       <w:br/>
     </w:r>
